--- a/лаба1/Отчет_ЛР1_Киселева_2группа.docx
+++ b/лаба1/Отчет_ЛР1_Киселева_2группа.docx
@@ -7212,8 +7212,8 @@
     </w:p>
     <w:p>
       <w:pPr>
-        <w:spacing w:after="120" w:line="360" w:lineRule="auto"/>
-        <w:ind w:firstLine="706"/>
+        <w:spacing w:line="360" w:lineRule="auto"/>
+        <w:ind w:firstLine="720"/>
         <w:rPr>
           <w:lang w:val="ru-RU"/>
         </w:rPr>
@@ -7222,22 +7222,13 @@
         <w:rPr>
           <w:lang w:val="ru-RU"/>
         </w:rPr>
-        <w:t xml:space="preserve">В ходе выполнения лабораторной работы были освоены теоретические основы компьютерной графики, физика аддитивного и субтрактивного синтеза цвета, а также структура перцептивных пространств. На языке </w:t>
-      </w:r>
-      <w:r>
-        <w:t>Python</w:t>
-      </w:r>
-      <w:r>
-        <w:rPr>
-          <w:lang w:val="ru-RU"/>
-        </w:rPr>
-        <w:t xml:space="preserve"> было разработано графическое приложение, удовлетворяющее критериям технического задания.</w:t>
+        <w:t>В ходе выполнения работы были выделены ключевые практические рекомендации по правильной реализации цветовых преобразований. Для предотвращения накопления погрешностей все математические расчеты следует проводить над нормализованными вещественными числами, а округление выполнять строго перед выводом значений на экран. Логику конвертации важно полностью отделять от элементов интерфейса, жестко ограничивая итоговые параметры допустимыми диапазонами выбранных моделей.</w:t>
       </w:r>
     </w:p>
     <w:p>
       <w:pPr>
-        <w:spacing w:after="120" w:line="360" w:lineRule="auto"/>
-        <w:ind w:firstLine="706"/>
+        <w:spacing w:line="360" w:lineRule="auto"/>
+        <w:ind w:firstLine="720"/>
         <w:rPr>
           <w:lang w:val="ru-RU"/>
         </w:rPr>
@@ -7246,51 +7237,8 @@
         <w:rPr>
           <w:lang w:val="ru-RU"/>
         </w:rPr>
-        <w:t xml:space="preserve">Применение архитектуры </w:t>
-      </w:r>
-      <w:r>
-        <w:t>Single</w:t>
-      </w:r>
-      <w:r>
-        <w:rPr>
-          <w:lang w:val="ru-RU"/>
-        </w:rPr>
-        <w:t xml:space="preserve"> </w:t>
-      </w:r>
-      <w:r>
-        <w:t>Source</w:t>
-      </w:r>
-      <w:r>
-        <w:rPr>
-          <w:lang w:val="ru-RU"/>
-        </w:rPr>
-        <w:t xml:space="preserve"> </w:t>
-      </w:r>
-      <w:r>
-        <w:t>of</w:t>
-      </w:r>
-      <w:r>
-        <w:rPr>
-          <w:lang w:val="ru-RU"/>
-        </w:rPr>
-        <w:t xml:space="preserve"> </w:t>
-      </w:r>
-      <w:r>
-        <w:t>Truth</w:t>
-      </w:r>
-      <w:r>
-        <w:rPr>
-          <w:lang w:val="ru-RU"/>
-        </w:rPr>
-        <w:t xml:space="preserve"> и флаговой блокировки рекурсивных обновлений обеспечило высокую плавность интерфейса, отсутствие задержек и абсолютную детерминированность вычислений. Проведенное экспериментальное тестирование доказало полную математическую точность и функциональную надежность разработанного программного комплекса.</w:t>
-      </w:r>
-    </w:p>
-    <w:p>
-      <w:pPr>
-        <w:rPr>
-          <w:lang w:val="ru-RU"/>
-        </w:rPr>
-      </w:pPr>
+        <w:t>Главной проблемой при создании приложения оказался риск рекурсивного зацикливания ползунков при их взаимном пересчете, что требует аккуратного контроля за цепочками обновлений UI. Кроме того, важно учитывать краевые случаи — например, неопределенность цветового тона при нулевой насыщенности или яркости в HSV, игнорирование которых приводит к нестабильности вычислений и скачкам цвета.</w:t>
+      </w:r>
       <w:r>
         <w:rPr>
           <w:lang w:val="ru-RU"/>
